--- a/public/template/THANHLY.docx
+++ b/public/template/THANHLY.docx
@@ -439,7 +439,16 @@
           <w:lang w:val="vi-VN"/>
         </w:rPr>
         <w:tab/>
-        <w:t>: Khóm Trung Thạnh, Phường Mỹ Thới, Tỉnh An Giang</w:t>
+        <w:t xml:space="preserve">: </w:t>
+      </w:r>
+      <w:r>
+        <w:rPr>
+          <w:rFonts w:cs="Times New Roman"/>
+          <w:color w:val="0D0D0D" w:themeColor="text1" w:themeTint="F2"/>
+          <w:szCs w:val="24"/>
+          <w:lang w:val="vi-VN"/>
+        </w:rPr>
+        <w:t>19/6C, Trần Hưng Đạo, Phường Long Xuyên, Tỉnh An Giang</w:t>
       </w:r>
     </w:p>
     <w:p>
